--- a/pr-preview/pr-343/chapters/defining-terms.docx
+++ b/pr-preview/pr-343/chapters/defining-terms.docx
@@ -15,7 +15,7 @@
         <w:pStyle w:val="Date"/>
       </w:pPr>
       <w:r>
-        <w:t xml:space="preserve">Last modified: 2026-10-24 14:48:44 (PDT)</w:t>
+        <w:t xml:space="preserve">Last modified: 2026-10-26 02:30:22 (PDT)</w:t>
       </w:r>
     </w:p>
     <w:p>
@@ -490,7 +490,7 @@
       </w:r>
     </w:p>
     <w:bookmarkEnd w:id="15"/>
-    <w:bookmarkStart w:id="19" w:name="guidelines-for-defining-terms"/>
+    <w:bookmarkStart w:id="20" w:name="guidelines-for-defining-terms"/>
     <w:p>
       <w:pPr>
         <w:pStyle w:val="Heading2"/>
@@ -2357,7 +2357,7 @@
         <w:t xml:space="preserve"> </w:t>
       </w:r>
       <w:r>
-        <w:t xml:space="preserve">not just for the first case the reader meets.</w:t>
+        <w:t xml:space="preserve">not just for the first case the reader encounters.</w:t>
       </w:r>
       <w:r>
         <w:t xml:space="preserve"> </w:t>
@@ -3173,7 +3173,141 @@
           <w:b/>
           <w:bCs/>
         </w:rPr>
-        <w:t xml:space="preserve">Do not presuppose what the reader has not met:</w:t>
+        <w:t xml:space="preserve">Link the longest defined phrase:</w:t>
+      </w:r>
+      <w:r>
+        <w:t xml:space="preserve"> </w:t>
+      </w:r>
+      <w:r>
+        <w:t xml:space="preserve">When a longer phrase has its own definition,</w:t>
+      </w:r>
+      <w:r>
+        <w:t xml:space="preserve"> </w:t>
+      </w:r>
+      <w:r>
+        <w:t xml:space="preserve">link the whole phrase to that definition,</w:t>
+      </w:r>
+      <w:r>
+        <w:t xml:space="preserve"> </w:t>
+      </w:r>
+      <w:r>
+        <w:t xml:space="preserve">not a shorter term inside it.</w:t>
+      </w:r>
+      <w:r>
+        <w:t xml:space="preserve"> </w:t>
+      </w:r>
+      <w:r>
+        <w:t xml:space="preserve">For example, link</w:t>
+      </w:r>
+      <w:r>
+        <w:t xml:space="preserve"> </w:t>
+      </w:r>
+      <w:r>
+        <w:rPr>
+          <w:rStyle w:val="VerbatimChar"/>
+        </w:rPr>
+        <w:t xml:space="preserve">[logistic regression](#def-logistic-regression)</w:t>
+      </w:r>
+      <w:r>
+        <w:t xml:space="preserve">,</w:t>
+      </w:r>
+      <w:r>
+        <w:t xml:space="preserve"> </w:t>
+      </w:r>
+      <w:r>
+        <w:t xml:space="preserve">not</w:t>
+      </w:r>
+      <w:r>
+        <w:t xml:space="preserve"> </w:t>
+      </w:r>
+      <w:r>
+        <w:t xml:space="preserve">“logistic</w:t>
+      </w:r>
+      <w:r>
+        <w:t xml:space="preserve"> </w:t>
+      </w:r>
+      <w:r>
+        <w:rPr>
+          <w:rStyle w:val="VerbatimChar"/>
+        </w:rPr>
+        <w:t xml:space="preserve">[regression](#def-regression)</w:t>
+      </w:r>
+      <w:r>
+        <w:t xml:space="preserve">”</w:t>
+      </w:r>
+      <w:r>
+        <w:t xml:space="preserve">.</w:t>
+      </w:r>
+      <w:r>
+        <w:t xml:space="preserve"> </w:t>
+      </w:r>
+      <w:r>
+        <w:t xml:space="preserve">The shorter term names a different concept,</w:t>
+      </w:r>
+      <w:r>
+        <w:t xml:space="preserve"> </w:t>
+      </w:r>
+      <w:r>
+        <w:t xml:space="preserve">so linking it sends the reader to the wrong definition.</w:t>
+      </w:r>
+      <w:r>
+        <w:t xml:space="preserve"> </w:t>
+      </w:r>
+      <w:r>
+        <w:t xml:space="preserve">Link the shorter term only where it stands alone.</w:t>
+      </w:r>
+      <w:r>
+        <w:t xml:space="preserve"> </w:t>
+      </w:r>
+      <w:r>
+        <w:t xml:space="preserve">The</w:t>
+      </w:r>
+      <w:r>
+        <w:t xml:space="preserve"> </w:t>
+      </w:r>
+      <w:r>
+        <w:rPr>
+          <w:rStyle w:val="VerbatimChar"/>
+        </w:rPr>
+        <w:t xml:space="preserve">check-term-links</w:t>
+      </w:r>
+      <w:r>
+        <w:t xml:space="preserve"> </w:t>
+      </w:r>
+      <w:r>
+        <w:t xml:space="preserve">check in</w:t>
+      </w:r>
+      <w:r>
+        <w:t xml:space="preserve"> </w:t>
+      </w:r>
+      <w:hyperlink r:id="rId17">
+        <w:r>
+          <w:rPr>
+            <w:rStyle w:val="Hyperlink"/>
+          </w:rPr>
+          <w:t xml:space="preserve">gha</w:t>
+        </w:r>
+      </w:hyperlink>
+      <w:r>
+        <w:t xml:space="preserve"> </w:t>
+      </w:r>
+      <w:r>
+        <w:t xml:space="preserve">flags a partial link.</w:t>
+      </w:r>
+    </w:p>
+    <w:p>
+      <w:pPr>
+        <w:numPr>
+          <w:ilvl w:val="0"/>
+          <w:numId w:val="1001"/>
+        </w:numPr>
+      </w:pPr>
+      <w:r>
+        <w:rPr>
+          <w:b/>
+          <w:bCs/>
+        </w:rPr>
+        <w:t xml:space="preserve">Do not presuppose what the reader has not encountered:</w:t>
       </w:r>
       <w:r>
         <w:t xml:space="preserve"> </w:t>
@@ -3691,7 +3825,7 @@
         <w:t xml:space="preserve">A reader who needs one of them can then link to exactly that one.</w:t>
       </w:r>
     </w:p>
-    <w:bookmarkStart w:id="17" w:name="exm-one-definition-per-div"/>
+    <w:bookmarkStart w:id="18" w:name="exm-one-definition-per-div"/>
     <w:p>
       <w:pPr>
         <w:numPr>
@@ -4231,7 +4365,7 @@
         <w:t xml:space="preserve">and each needs its own example.</w:t>
       </w:r>
     </w:p>
-    <w:bookmarkEnd w:id="17"/>
+    <w:bookmarkEnd w:id="18"/>
     <w:p>
       <w:pPr>
         <w:numPr>
@@ -4415,7 +4549,7 @@
         <w:t xml:space="preserve"> </w:t>
       </w:r>
       <w:r>
-        <w:t xml:space="preserve">A reader who meets the other words in another source</w:t>
+        <w:t xml:space="preserve">A reader who encounters the other words in another source</w:t>
       </w:r>
       <w:r>
         <w:t xml:space="preserve"> </w:t>
@@ -4432,7 +4566,7 @@
       <w:r>
         <w:t xml:space="preserve"> </w:t>
       </w:r>
-      <w:hyperlink r:id="rId18">
+      <w:hyperlink r:id="rId19">
         <w:r>
           <w:rPr>
             <w:rStyle w:val="Hyperlink"/>
@@ -7269,6 +7403,7 @@
       <m:oMath>
         <m:r>
           <m:rPr>
+            <m:scr m:val="double-struck"/>
             <m:sty m:val="p"/>
           </m:rPr>
           <m:t>E</m:t>
@@ -7302,6 +7437,7 @@
       <m:oMath>
         <m:r>
           <m:rPr>
+            <m:scr m:val="double-struck"/>
             <m:sty m:val="p"/>
           </m:rPr>
           <m:t>E</m:t>
@@ -7701,6 +7837,7 @@
       <m:oMath>
         <m:r>
           <m:rPr>
+            <m:scr m:val="double-struck"/>
             <m:sty m:val="p"/>
           </m:rPr>
           <m:t>E</m:t>
@@ -7777,8 +7914,8 @@
         <w:t xml:space="preserve">When in doubt, keep it.</w:t>
       </w:r>
     </w:p>
-    <w:bookmarkEnd w:id="19"/>
-    <w:bookmarkStart w:id="26" w:name="examples-of-term-definitions"/>
+    <w:bookmarkEnd w:id="20"/>
+    <w:bookmarkStart w:id="27" w:name="examples-of-term-definitions"/>
     <w:p>
       <w:pPr>
         <w:pStyle w:val="Heading2"/>
@@ -7795,7 +7932,7 @@
         <w:t xml:space="preserve">Here are examples of well-defined terms:</w:t>
       </w:r>
     </w:p>
-    <w:bookmarkStart w:id="20" w:name="def-confidence-interval"/>
+    <w:bookmarkStart w:id="21" w:name="def-confidence-interval"/>
     <w:p>
       <w:pPr>
         <w:pStyle w:val="BodyText"/>
@@ -8032,8 +8169,8 @@
         </m:oMath>
       </m:oMathPara>
     </w:p>
-    <w:bookmarkEnd w:id="20"/>
-    <w:bookmarkStart w:id="21" w:name="exm-confidence-interval"/>
+    <w:bookmarkEnd w:id="21"/>
+    <w:bookmarkStart w:id="22" w:name="exm-confidence-interval"/>
     <w:p>
       <w:pPr>
         <w:pStyle w:val="FirstParagraph"/>
@@ -8075,8 +8212,8 @@
         <w:t xml:space="preserve">we are 95% confident that the true population mean height falls within this range.</w:t>
       </w:r>
     </w:p>
-    <w:bookmarkEnd w:id="21"/>
-    <w:bookmarkStart w:id="22" w:name="exm-not-confidence-interval"/>
+    <w:bookmarkEnd w:id="22"/>
+    <w:bookmarkStart w:id="23" w:name="exm-not-confidence-interval"/>
     <w:p>
       <w:pPr>
         <w:pStyle w:val="BodyText"/>
@@ -8136,8 +8273,8 @@
         <w:t xml:space="preserve">and it does not shrink as the sample grows.</w:t>
       </w:r>
     </w:p>
-    <w:bookmarkEnd w:id="22"/>
-    <w:bookmarkStart w:id="23" w:name="def-active-voice"/>
+    <w:bookmarkEnd w:id="23"/>
+    <w:bookmarkStart w:id="24" w:name="def-active-voice"/>
     <w:p>
       <w:pPr>
         <w:pStyle w:val="BodyText"/>
@@ -8166,8 +8303,8 @@
         <w:t xml:space="preserve">is a sentence structure where the subject performs the action expressed by the verb.</w:t>
       </w:r>
     </w:p>
-    <w:bookmarkEnd w:id="23"/>
-    <w:bookmarkStart w:id="24" w:name="exm-active-voice"/>
+    <w:bookmarkEnd w:id="24"/>
+    <w:bookmarkStart w:id="25" w:name="exm-active-voice"/>
     <w:p>
       <w:pPr>
         <w:pStyle w:val="BodyText"/>
@@ -8227,8 +8364,8 @@
         <w:t xml:space="preserve">.</w:t>
       </w:r>
     </w:p>
-    <w:bookmarkEnd w:id="24"/>
-    <w:bookmarkStart w:id="25" w:name="exm-passive-voice"/>
+    <w:bookmarkEnd w:id="25"/>
+    <w:bookmarkStart w:id="26" w:name="exm-passive-voice"/>
     <w:p>
       <w:pPr>
         <w:pStyle w:val="BodyText"/>
@@ -8291,9 +8428,9 @@
         <w:t xml:space="preserve">so the sentence is in passive voice.</w:t>
       </w:r>
     </w:p>
-    <w:bookmarkEnd w:id="25"/>
     <w:bookmarkEnd w:id="26"/>
-    <w:bookmarkStart w:id="31" w:name="order-general-definition-then-examples"/>
+    <w:bookmarkEnd w:id="27"/>
+    <w:bookmarkStart w:id="32" w:name="order-general-definition-then-examples"/>
     <w:p>
       <w:pPr>
         <w:pStyle w:val="Heading2"/>
@@ -8406,7 +8543,7 @@
         <w:t xml:space="preserve">would give these blocks, in this order:</w:t>
       </w:r>
     </w:p>
-    <w:bookmarkStart w:id="27" w:name="def-rss"/>
+    <w:bookmarkStart w:id="28" w:name="def-rss"/>
     <w:p>
       <w:pPr>
         <w:pStyle w:val="BodyText"/>
@@ -8524,8 +8661,8 @@
         </m:oMath>
       </m:oMathPara>
     </w:p>
-    <w:bookmarkEnd w:id="27"/>
-    <w:bookmarkStart w:id="28" w:name="exm-rss-line"/>
+    <w:bookmarkEnd w:id="28"/>
+    <w:bookmarkStart w:id="29" w:name="exm-rss-line"/>
     <w:p>
       <w:pPr>
         <w:pStyle w:val="FirstParagraph"/>
@@ -8857,8 +8994,8 @@
         </m:oMath>
       </m:oMathPara>
     </w:p>
-    <w:bookmarkEnd w:id="28"/>
-    <w:bookmarkStart w:id="29" w:name="exm-rss-three-points"/>
+    <w:bookmarkEnd w:id="29"/>
+    <w:bookmarkStart w:id="30" w:name="exm-rss-three-points"/>
     <w:p>
       <w:pPr>
         <w:pStyle w:val="FirstParagraph"/>
@@ -9147,8 +9284,8 @@
         <w:t xml:space="preserve">.</w:t>
       </w:r>
     </w:p>
-    <w:bookmarkEnd w:id="29"/>
-    <w:bookmarkStart w:id="30" w:name="exm-not-rss"/>
+    <w:bookmarkEnd w:id="30"/>
+    <w:bookmarkStart w:id="31" w:name="exm-not-rss"/>
     <w:p>
       <w:pPr>
         <w:pStyle w:val="BodyText"/>
@@ -9291,7 +9428,7 @@
         <w:t xml:space="preserve">rather than around the line’s fitted values.</w:t>
       </w:r>
     </w:p>
-    <w:bookmarkEnd w:id="30"/>
+    <w:bookmarkEnd w:id="31"/>
     <w:p>
       <w:pPr>
         <w:pStyle w:val="BodyText"/>
@@ -9330,8 +9467,8 @@
         <w:t xml:space="preserve">once the reader knows what the definition covers.</w:t>
       </w:r>
     </w:p>
-    <w:bookmarkEnd w:id="31"/>
-    <w:bookmarkStart w:id="35" w:name="X35ef0536ddd4dcadf17366e9cbbad09e6282954"/>
+    <w:bookmarkEnd w:id="32"/>
+    <w:bookmarkStart w:id="36" w:name="X35ef0536ddd4dcadf17366e9cbbad09e6282954"/>
     <w:p>
       <w:pPr>
         <w:pStyle w:val="Heading2"/>
@@ -9386,7 +9523,7 @@
       <w:r>
         <w:t xml:space="preserve"> </w:t>
       </w:r>
-      <w:hyperlink r:id="rId32">
+      <w:hyperlink r:id="rId33">
         <w:r>
           <w:rPr>
             <w:rStyle w:val="Hyperlink"/>
@@ -9404,7 +9541,7 @@
         <w:t xml:space="preserve">A term with no mathematical form, such as active voice, keeps its prose definition alone.</w:t>
       </w:r>
     </w:p>
-    <w:bookmarkStart w:id="33" w:name="def-variance-expression-and-prose"/>
+    <w:bookmarkStart w:id="34" w:name="def-variance-expression-and-prose"/>
     <w:p>
       <w:pPr>
         <w:pStyle w:val="BodyText"/>
@@ -9495,6 +9632,7 @@
           </m:r>
           <m:r>
             <m:rPr>
+              <m:scr m:val="double-struck"/>
               <m:sty m:val="p"/>
             </m:rPr>
             <m:t>E</m:t>
@@ -9532,6 +9670,7 @@
                   </m:r>
                   <m:r>
                     <m:rPr>
+                      <m:scr m:val="double-struck"/>
                       <m:sty m:val="p"/>
                     </m:rPr>
                     <m:t>E</m:t>
@@ -9605,8 +9744,8 @@
         <w:t xml:space="preserve">from its population mean.</w:t>
       </w:r>
     </w:p>
-    <w:bookmarkEnd w:id="33"/>
-    <w:bookmarkStart w:id="34" w:name="exm-not-expression-and-prose"/>
+    <w:bookmarkEnd w:id="34"/>
+    <w:bookmarkStart w:id="35" w:name="exm-not-expression-and-prose"/>
     <w:p>
       <w:pPr>
         <w:pStyle w:val="BodyText"/>
@@ -9656,6 +9795,7 @@
       <m:oMath>
         <m:r>
           <m:rPr>
+            <m:scr m:val="double-struck"/>
             <m:sty m:val="p"/>
           </m:rPr>
           <m:t>E</m:t>
@@ -9693,6 +9833,7 @@
                 </m:r>
                 <m:r>
                   <m:rPr>
+                    <m:scr m:val="double-struck"/>
                     <m:sty m:val="p"/>
                   </m:rPr>
                   <m:t>E</m:t>
@@ -9763,9 +9904,9 @@
         <w:t xml:space="preserve">gives both.</w:t>
       </w:r>
     </w:p>
-    <w:bookmarkEnd w:id="34"/>
     <w:bookmarkEnd w:id="35"/>
-    <w:bookmarkStart w:id="36" w:name="why-examples-matter"/>
+    <w:bookmarkEnd w:id="36"/>
+    <w:bookmarkStart w:id="37" w:name="why-examples-matter"/>
     <w:p>
       <w:pPr>
         <w:pStyle w:val="Heading2"/>
@@ -9917,8 +10058,8 @@
         <w:t xml:space="preserve">which is where readers most often misapply it.</w:t>
       </w:r>
     </w:p>
-    <w:bookmarkEnd w:id="36"/>
-    <w:bookmarkStart w:id="37" w:name="common-pitfalls-to-avoid"/>
+    <w:bookmarkEnd w:id="37"/>
+    <w:bookmarkStart w:id="38" w:name="common-pitfalls-to-avoid"/>
     <w:p>
       <w:pPr>
         <w:pStyle w:val="Heading2"/>
@@ -10172,8 +10313,8 @@
         <w:t xml:space="preserve">of the definition they are meant to demonstrate.</w:t>
       </w:r>
     </w:p>
-    <w:bookmarkEnd w:id="37"/>
-    <w:bookmarkStart w:id="45" w:name="mathematical-statements-require-examples"/>
+    <w:bookmarkEnd w:id="38"/>
+    <w:bookmarkStart w:id="46" w:name="mathematical-statements-require-examples"/>
     <w:p>
       <w:pPr>
         <w:pStyle w:val="Heading2"/>
@@ -10226,7 +10367,7 @@
         <w:t xml:space="preserve">when readers can see concrete instances.</w:t>
       </w:r>
     </w:p>
-    <w:bookmarkStart w:id="39" w:name="using-theorem-environments-in-quarto"/>
+    <w:bookmarkStart w:id="40" w:name="using-theorem-environments-in-quarto"/>
     <w:p>
       <w:pPr>
         <w:pStyle w:val="Heading3"/>
@@ -10519,7 +10660,7 @@
       <w:r>
         <w:t xml:space="preserve"> </w:t>
       </w:r>
-      <w:hyperlink r:id="rId38">
+      <w:hyperlink r:id="rId39">
         <w:r>
           <w:rPr>
             <w:rStyle w:val="Hyperlink"/>
@@ -10646,8 +10787,8 @@
         <w:t xml:space="preserve">.</w:t>
       </w:r>
     </w:p>
-    <w:bookmarkEnd w:id="39"/>
-    <w:bookmarkStart w:id="44" w:name="example-pythagorean-theorem"/>
+    <w:bookmarkEnd w:id="40"/>
+    <w:bookmarkStart w:id="45" w:name="example-pythagorean-theorem"/>
     <w:p>
       <w:pPr>
         <w:pStyle w:val="Heading3"/>
@@ -10656,7 +10797,7 @@
         <w:t xml:space="preserve">7.2 Example: Pythagorean theorem</w:t>
       </w:r>
     </w:p>
-    <w:bookmarkStart w:id="40" w:name="thm-pythagoras"/>
+    <w:bookmarkStart w:id="41" w:name="thm-pythagoras"/>
     <w:p>
       <w:pPr>
         <w:pStyle w:val="FirstParagraph"/>
@@ -10747,8 +10888,8 @@
         </m:oMath>
       </m:oMathPara>
     </w:p>
-    <w:bookmarkEnd w:id="40"/>
-    <w:bookmarkStart w:id="41" w:name="exm-pythagoras"/>
+    <w:bookmarkEnd w:id="41"/>
+    <w:bookmarkStart w:id="42" w:name="exm-pythagoras"/>
     <w:p>
       <w:pPr>
         <w:pStyle w:val="FirstParagraph"/>
@@ -10877,8 +11018,8 @@
         </m:oMath>
       </m:oMathPara>
     </w:p>
-    <w:bookmarkEnd w:id="41"/>
-    <w:bookmarkStart w:id="42" w:name="def-postulate"/>
+    <w:bookmarkEnd w:id="42"/>
+    <w:bookmarkStart w:id="43" w:name="def-postulate"/>
     <w:p>
       <w:pPr>
         <w:pStyle w:val="FirstParagraph"/>
@@ -10932,8 +11073,8 @@
         <w:t xml:space="preserve">serving as a starting point for further reasoning.</w:t>
       </w:r>
     </w:p>
-    <w:bookmarkEnd w:id="42"/>
-    <w:bookmarkStart w:id="43" w:name="exm-parallel-postulate"/>
+    <w:bookmarkEnd w:id="43"/>
+    <w:bookmarkStart w:id="44" w:name="exm-parallel-postulate"/>
     <w:p>
       <w:pPr>
         <w:pStyle w:val="BodyText"/>
@@ -11036,10 +11177,10 @@
         <w:t xml:space="preserve">.</w:t>
       </w:r>
     </w:p>
-    <w:bookmarkEnd w:id="43"/>
     <w:bookmarkEnd w:id="44"/>
     <w:bookmarkEnd w:id="45"/>
-    <w:bookmarkStart w:id="53" w:name="Xe6c88c177e563d1f046037569009a36fd08f4bd"/>
+    <w:bookmarkEnd w:id="46"/>
+    <w:bookmarkStart w:id="54" w:name="Xe6c88c177e563d1f046037569009a36fd08f4bd"/>
     <w:p>
       <w:pPr>
         <w:pStyle w:val="Heading2"/>
@@ -11083,7 +11224,7 @@
         <w:t xml:space="preserve"> </w:t>
       </w:r>
       <w:r>
-        <w:t xml:space="preserve">The reader meets the question before the answer,</w:t>
+        <w:t xml:space="preserve">The reader encounters the question before the answer,</w:t>
       </w:r>
       <w:r>
         <w:t xml:space="preserve"> </w:t>
@@ -11302,7 +11443,7 @@
       <w:r>
         <w:t xml:space="preserve"> </w:t>
       </w:r>
-      <w:hyperlink r:id="rId46">
+      <w:hyperlink r:id="rId47">
         <w:r>
           <w:rPr>
             <w:rStyle w:val="Hyperlink"/>
@@ -11553,7 +11694,7 @@
         <w:t xml:space="preserve">is an ordinary step, not the pattern to avoid.</w:t>
       </w:r>
     </w:p>
-    <w:bookmarkStart w:id="47" w:name="def-sample-mean"/>
+    <w:bookmarkStart w:id="48" w:name="def-sample-mean"/>
     <w:p>
       <w:pPr>
         <w:pStyle w:val="FirstParagraph"/>
@@ -11738,8 +11879,8 @@
         </m:oMath>
       </m:oMathPara>
     </w:p>
-    <w:bookmarkEnd w:id="47"/>
-    <w:bookmarkStart w:id="48" w:name="exr-sum-deviations"/>
+    <w:bookmarkEnd w:id="48"/>
+    <w:bookmarkStart w:id="49" w:name="exr-sum-deviations"/>
     <w:p>
       <w:pPr>
         <w:pStyle w:val="FirstParagraph"/>
@@ -11894,8 +12035,8 @@
         <w:t xml:space="preserve">).</w:t>
       </w:r>
     </w:p>
-    <w:bookmarkEnd w:id="48"/>
-    <w:bookmarkStart w:id="49" w:name="sol-sum-deviations"/>
+    <w:bookmarkEnd w:id="49"/>
+    <w:bookmarkStart w:id="50" w:name="sol-sum-deviations"/>
     <w:p>
       <w:pPr>
         <w:pStyle w:val="BodyText"/>
@@ -12346,8 +12487,8 @@
         </m:oMath>
       </m:oMathPara>
     </w:p>
-    <w:bookmarkEnd w:id="49"/>
-    <w:bookmarkStart w:id="50" w:name="thm-sum-deviations"/>
+    <w:bookmarkEnd w:id="50"/>
+    <w:bookmarkStart w:id="51" w:name="thm-sum-deviations"/>
     <w:p>
       <w:pPr>
         <w:pStyle w:val="FirstParagraph"/>
@@ -12553,7 +12694,7 @@
         </m:oMath>
       </m:oMathPara>
     </w:p>
-    <w:bookmarkEnd w:id="50"/>
+    <w:bookmarkEnd w:id="51"/>
     <w:p>
       <w:pPr>
         <w:pStyle w:val="FirstParagraph"/>
@@ -12583,7 +12724,7 @@
         <w:t xml:space="preserve">derives this result.</w:t>
       </w:r>
     </w:p>
-    <w:bookmarkStart w:id="51" w:name="exm-derivation-direction"/>
+    <w:bookmarkStart w:id="52" w:name="exm-derivation-direction"/>
     <w:p>
       <w:pPr>
         <w:pStyle w:val="BodyText"/>
@@ -13647,7 +13788,7 @@
       <w:r>
         <w:t xml:space="preserve"> </w:t>
       </w:r>
-      <w:hyperlink r:id="rId46">
+      <w:hyperlink r:id="rId47">
         <w:r>
           <w:rPr>
             <w:rStyle w:val="Hyperlink"/>
@@ -13659,8 +13800,8 @@
         <w:t xml:space="preserve">).</w:t>
       </w:r>
     </w:p>
-    <w:bookmarkEnd w:id="51"/>
-    <w:bookmarkStart w:id="52" w:name="exm-one-result-per-theorem"/>
+    <w:bookmarkEnd w:id="52"/>
+    <w:bookmarkStart w:id="53" w:name="exm-one-result-per-theorem"/>
     <w:p>
       <w:pPr>
         <w:pStyle w:val="BodyText"/>
@@ -14144,8 +14285,8 @@
         <w:t xml:space="preserve">and a later step that uses only the first can cite only the first.</w:t>
       </w:r>
     </w:p>
-    <w:bookmarkEnd w:id="52"/>
     <w:bookmarkEnd w:id="53"/>
+    <w:bookmarkEnd w:id="54"/>
     <w:sectPr>
       <w:footnotePr>
         <w:numRestart w:val="eachSect"/>
